--- a/KHBD_Robotics/Lớp_6/Tuần_11/KHBD_Robotics_Lớp_6_Tiet10_Bai_8_Robot_nhan_biet_vat_the_bang_cach_nao.docx
+++ b/KHBD_Robotics/Lớp_6/Tuần_11/KHBD_Robotics_Lớp_6_Tiet10_Bai_8_Robot_nhan_biet_vat_the_bang_cach_nao.docx
@@ -16,13 +16,13 @@
         </w:tblBorders>
       </w:tblPr>
       <w:tblGrid>
-        <w:gridCol w:w="4875"/>
-        <w:gridCol w:w="4875"/>
+        <w:gridCol w:w="4796"/>
+        <w:gridCol w:w="4796"/>
       </w:tblGrid>
       <w:tr>
         <w:tc>
           <w:tcPr>
-            <w:tcW w:type="dxa" w:w="4875"/>
+            <w:tcW w:type="dxa" w:w="4819"/>
             <w:tcMar>
               <w:top w:w="80" w:type="dxa"/>
               <w:bottom w:w="80" w:type="dxa"/>
@@ -49,7 +49,7 @@
         </w:tc>
         <w:tc>
           <w:tcPr>
-            <w:tcW w:type="dxa" w:w="4875"/>
+            <w:tcW w:type="dxa" w:w="4252"/>
             <w:tcMar>
               <w:top w:w="80" w:type="dxa"/>
               <w:bottom w:w="80" w:type="dxa"/>
@@ -78,7 +78,7 @@
       <w:tr>
         <w:tc>
           <w:tcPr>
-            <w:tcW w:type="dxa" w:w="4875"/>
+            <w:tcW w:type="dxa" w:w="4796"/>
             <w:tcMar>
               <w:top w:w="80" w:type="dxa"/>
               <w:bottom w:w="80" w:type="dxa"/>
@@ -105,7 +105,7 @@
         </w:tc>
         <w:tc>
           <w:tcPr>
-            <w:tcW w:type="dxa" w:w="4875"/>
+            <w:tcW w:type="dxa" w:w="4796"/>
             <w:tcMar>
               <w:top w:w="80" w:type="dxa"/>
               <w:bottom w:w="80" w:type="dxa"/>
@@ -134,7 +134,7 @@
       <w:tr>
         <w:tc>
           <w:tcPr>
-            <w:tcW w:type="dxa" w:w="4875"/>
+            <w:tcW w:type="dxa" w:w="4796"/>
             <w:tcMar>
               <w:top w:w="80" w:type="dxa"/>
               <w:bottom w:w="80" w:type="dxa"/>
@@ -161,7 +161,7 @@
         </w:tc>
         <w:tc>
           <w:tcPr>
-            <w:tcW w:type="dxa" w:w="4875"/>
+            <w:tcW w:type="dxa" w:w="4796"/>
             <w:tcMar>
               <w:top w:w="80" w:type="dxa"/>
               <w:bottom w:w="80" w:type="dxa"/>
@@ -257,6 +257,12 @@
     <w:p>
       <w:pPr>
         <w:spacing w:line="276" w:lineRule="auto" w:after="60" w:before="0"/>
+        <w:jc w:val="both"/>
+      </w:pPr>
+    </w:p>
+    <w:p>
+      <w:pPr>
+        <w:spacing w:line="276" w:lineRule="auto" w:after="60" w:before="0"/>
         <w:ind w:firstLine="0"/>
         <w:jc w:val="both"/>
       </w:pPr>
@@ -299,7 +305,7 @@
           <w:i w:val="0"/>
           <w:sz w:val="26"/>
         </w:rPr>
-        <w:t>- Cảm biến hồng ngoại phát hiện vật cản.</w:t>
+        <w:t>- Cảm biến hồng ngoại phát hiện vật cản</w:t>
       </w:r>
     </w:p>
     <w:p>
@@ -315,7 +321,7 @@
           <w:i w:val="0"/>
           <w:sz w:val="26"/>
         </w:rPr>
-        <w:t>- Lắp robot tự động tránh chướng ngại vật.</w:t>
+        <w:t>- Lắp robot tự động tránh chướng ngại vật</w:t>
       </w:r>
     </w:p>
     <w:p>
@@ -411,7 +417,7 @@
           <w:i w:val="0"/>
           <w:sz w:val="26"/>
         </w:rPr>
-        <w:t>- Miền V. Giải quyết vấn đề (thành tố 5.3. Sử dụng sáng tạo công nghệ số – Bậc 3): Vận hành thiết bị điều khiển thông minh, ứng dụng phần mềm nạp lập trình tự động cho robot Bài 8. Robot nhận biết vật thể bằng cách nào?. (Đạt được thông qua Hoạt động 2, Hoạt động 3)</w:t>
+        <w:t>- Miền III. Sáng tạo nội dung số – Thành tố 3.2. Sáng tạo sản phẩm số – Bậc 3: Thiết kế, xây dựng và lập trình mô hình robot hoạt động chính xác. (Đạt được thông qua Hoạt động 3)</w:t>
       </w:r>
     </w:p>
     <w:p>
@@ -427,7 +433,7 @@
           <w:i w:val="0"/>
           <w:sz w:val="26"/>
         </w:rPr>
-        <w:t>- Miền IV. An toàn (thành tố 4.1. Bảo vệ thiết bị – Bậc 3): Tuân thủ quy tắc an toàn thiết bị số, nguồn điện và bảo quản bộ linh kiện. (Đạt được thông qua Hoạt động 3, Hoạt động 4)</w:t>
+        <w:t>- Miền IV. An toàn – Thành tố 4.3. Bảo vệ sức khỏe và môi trường số – Bậc 3: Tuân thủ quy định sử dụng an toàn thiết bị điện tử, nguồn cấp và động cơ servo. (Đạt được thông qua Hoạt động 1, Hoạt động 3)</w:t>
       </w:r>
     </w:p>
     <w:p>
@@ -459,7 +465,7 @@
           <w:i w:val="0"/>
           <w:sz w:val="26"/>
         </w:rPr>
-        <w:t>- Tự chủ và tự học: Chủ động tự nghiên cứu tài liệu sơ đồ kỹ thuật, phân tích nguyên lý truyền động. (Đạt được thông qua Hoạt động 1, Hoạt động 2)</w:t>
+        <w:t>- Tự chủ và tự học: Chủ động đọc hiểu tài liệu hướng dẫn, sơ đồ lắp ráp và giải quyết vấn đề kỹ thuật phát sinh. (Đạt được thông qua Hoạt động 2, Hoạt động 3)</w:t>
       </w:r>
     </w:p>
     <w:p>
@@ -475,23 +481,7 @@
           <w:i w:val="0"/>
           <w:sz w:val="26"/>
         </w:rPr>
-        <w:t>- Giao tiếp và hợp tác: Giao tiếp và làm việc nhóm hiệu quả trong quá trình lắp ráp và thử nghiệm sản phẩm. (Đạt được thông qua Hoạt động 3)</w:t>
-      </w:r>
-    </w:p>
-    <w:p>
-      <w:pPr>
-        <w:spacing w:line="276" w:lineRule="auto" w:after="60" w:before="0"/>
-        <w:ind w:firstLine="0" w:left="850"/>
-        <w:jc w:val="both"/>
-      </w:pPr>
-      <w:r>
-        <w:rPr>
-          <w:rFonts w:ascii="Times New Roman" w:hAnsi="Times New Roman" w:cs="Times New Roman" w:eastAsia="Times New Roman"/>
-          <w:b w:val="0"/>
-          <w:i w:val="0"/>
-          <w:sz w:val="26"/>
-        </w:rPr>
-        <w:t>- Giải quyết vấn đề và sáng tạo: Phát hiện lỗi sai cơ khí/lập trình và đưa ra giải pháp tối ưu cho robot. (Đạt được thông qua Hoạt động 3, Hoạt động 4)</w:t>
+        <w:t>- Giao tiếp và hợp tác: Phân công vai trò khoa học trong nhóm, thảo luận giải pháp kỹ thuật và hỗ trợ đồng đội. (Đạt được thông qua Hoạt động 3)</w:t>
       </w:r>
     </w:p>
     <w:p>
@@ -791,8 +781,8 @@
         </w:tblBorders>
       </w:tblPr>
       <w:tblGrid>
-        <w:gridCol w:w="4875"/>
-        <w:gridCol w:w="4875"/>
+        <w:gridCol w:w="4796"/>
+        <w:gridCol w:w="4796"/>
       </w:tblGrid>
       <w:tr>
         <w:tc>
@@ -853,7 +843,7 @@
       <w:tr>
         <w:tc>
           <w:tcPr>
-            <w:tcW w:type="dxa" w:w="4875"/>
+            <w:tcW w:type="dxa" w:w="4796"/>
             <w:tcMar>
               <w:top w:w="80" w:type="dxa"/>
               <w:bottom w:w="80" w:type="dxa"/>
@@ -1030,7 +1020,7 @@
         </w:tc>
         <w:tc>
           <w:tcPr>
-            <w:tcW w:type="dxa" w:w="4875"/>
+            <w:tcW w:type="dxa" w:w="4796"/>
             <w:tcMar>
               <w:top w:w="80" w:type="dxa"/>
               <w:bottom w:w="80" w:type="dxa"/>
@@ -1199,8 +1189,8 @@
         </w:tblBorders>
       </w:tblPr>
       <w:tblGrid>
-        <w:gridCol w:w="4875"/>
-        <w:gridCol w:w="4875"/>
+        <w:gridCol w:w="4796"/>
+        <w:gridCol w:w="4796"/>
       </w:tblGrid>
       <w:tr>
         <w:tc>
@@ -1261,7 +1251,7 @@
       <w:tr>
         <w:tc>
           <w:tcPr>
-            <w:tcW w:type="dxa" w:w="4875"/>
+            <w:tcW w:type="dxa" w:w="4796"/>
             <w:tcMar>
               <w:top w:w="80" w:type="dxa"/>
               <w:bottom w:w="80" w:type="dxa"/>
@@ -1438,7 +1428,7 @@
         </w:tc>
         <w:tc>
           <w:tcPr>
-            <w:tcW w:type="dxa" w:w="4875"/>
+            <w:tcW w:type="dxa" w:w="4796"/>
             <w:tcMar>
               <w:top w:w="80" w:type="dxa"/>
               <w:bottom w:w="80" w:type="dxa"/>
@@ -1607,8 +1597,8 @@
         </w:tblBorders>
       </w:tblPr>
       <w:tblGrid>
-        <w:gridCol w:w="4875"/>
-        <w:gridCol w:w="4875"/>
+        <w:gridCol w:w="4796"/>
+        <w:gridCol w:w="4796"/>
       </w:tblGrid>
       <w:tr>
         <w:tc>
@@ -1669,7 +1659,7 @@
       <w:tr>
         <w:tc>
           <w:tcPr>
-            <w:tcW w:type="dxa" w:w="4875"/>
+            <w:tcW w:type="dxa" w:w="4796"/>
             <w:tcMar>
               <w:top w:w="80" w:type="dxa"/>
               <w:bottom w:w="80" w:type="dxa"/>
@@ -1846,7 +1836,7 @@
         </w:tc>
         <w:tc>
           <w:tcPr>
-            <w:tcW w:type="dxa" w:w="4875"/>
+            <w:tcW w:type="dxa" w:w="4796"/>
             <w:tcMar>
               <w:top w:w="80" w:type="dxa"/>
               <w:bottom w:w="80" w:type="dxa"/>
@@ -2015,8 +2005,8 @@
         </w:tblBorders>
       </w:tblPr>
       <w:tblGrid>
-        <w:gridCol w:w="4875"/>
-        <w:gridCol w:w="4875"/>
+        <w:gridCol w:w="4796"/>
+        <w:gridCol w:w="4796"/>
       </w:tblGrid>
       <w:tr>
         <w:tc>
@@ -2077,7 +2067,7 @@
       <w:tr>
         <w:tc>
           <w:tcPr>
-            <w:tcW w:type="dxa" w:w="4875"/>
+            <w:tcW w:type="dxa" w:w="4796"/>
             <w:tcMar>
               <w:top w:w="80" w:type="dxa"/>
               <w:bottom w:w="80" w:type="dxa"/>
@@ -2239,7 +2229,7 @@
         </w:tc>
         <w:tc>
           <w:tcPr>
-            <w:tcW w:type="dxa" w:w="4875"/>
+            <w:tcW w:type="dxa" w:w="4796"/>
             <w:tcMar>
               <w:top w:w="80" w:type="dxa"/>
               <w:bottom w:w="80" w:type="dxa"/>
@@ -2353,14 +2343,14 @@
         </w:tblBorders>
       </w:tblPr>
       <w:tblGrid>
-        <w:gridCol w:w="3250"/>
-        <w:gridCol w:w="3250"/>
-        <w:gridCol w:w="3250"/>
+        <w:gridCol w:w="3198"/>
+        <w:gridCol w:w="3198"/>
+        <w:gridCol w:w="3198"/>
       </w:tblGrid>
       <w:tr>
         <w:tc>
           <w:tcPr>
-            <w:tcW w:type="dxa" w:w="3250"/>
+            <w:tcW w:type="dxa" w:w="3198"/>
             <w:tcMar>
               <w:top w:w="80" w:type="dxa"/>
               <w:bottom w:w="80" w:type="dxa"/>
@@ -2387,7 +2377,7 @@
         </w:tc>
         <w:tc>
           <w:tcPr>
-            <w:tcW w:type="dxa" w:w="3250"/>
+            <w:tcW w:type="dxa" w:w="3198"/>
             <w:tcMar>
               <w:top w:w="80" w:type="dxa"/>
               <w:bottom w:w="80" w:type="dxa"/>
@@ -2414,7 +2404,7 @@
         </w:tc>
         <w:tc>
           <w:tcPr>
-            <w:tcW w:type="dxa" w:w="3250"/>
+            <w:tcW w:type="dxa" w:w="3198"/>
             <w:tcMar>
               <w:top w:w="80" w:type="dxa"/>
               <w:bottom w:w="80" w:type="dxa"/>
@@ -2443,7 +2433,7 @@
       <w:tr>
         <w:tc>
           <w:tcPr>
-            <w:tcW w:type="dxa" w:w="3250"/>
+            <w:tcW w:type="dxa" w:w="3198"/>
             <w:tcMar>
               <w:top w:w="80" w:type="dxa"/>
               <w:bottom w:w="80" w:type="dxa"/>
@@ -2470,7 +2460,7 @@
         </w:tc>
         <w:tc>
           <w:tcPr>
-            <w:tcW w:type="dxa" w:w="3250"/>
+            <w:tcW w:type="dxa" w:w="3198"/>
             <w:tcMar>
               <w:top w:w="80" w:type="dxa"/>
               <w:bottom w:w="80" w:type="dxa"/>
@@ -2497,7 +2487,7 @@
         </w:tc>
         <w:tc>
           <w:tcPr>
-            <w:tcW w:type="dxa" w:w="3250"/>
+            <w:tcW w:type="dxa" w:w="3198"/>
             <w:tcMar>
               <w:top w:w="80" w:type="dxa"/>
               <w:bottom w:w="80" w:type="dxa"/>
@@ -2526,7 +2516,7 @@
       <w:tr>
         <w:tc>
           <w:tcPr>
-            <w:tcW w:type="dxa" w:w="3250"/>
+            <w:tcW w:type="dxa" w:w="3198"/>
             <w:tcMar>
               <w:top w:w="80" w:type="dxa"/>
               <w:bottom w:w="80" w:type="dxa"/>
@@ -2594,7 +2584,7 @@
         </w:tc>
         <w:tc>
           <w:tcPr>
-            <w:tcW w:type="dxa" w:w="3250"/>
+            <w:tcW w:type="dxa" w:w="3198"/>
             <w:tcMar>
               <w:top w:w="80" w:type="dxa"/>
               <w:bottom w:w="80" w:type="dxa"/>
@@ -2662,7 +2652,7 @@
         </w:tc>
         <w:tc>
           <w:tcPr>
-            <w:tcW w:type="dxa" w:w="3250"/>
+            <w:tcW w:type="dxa" w:w="3198"/>
             <w:tcMar>
               <w:top w:w="80" w:type="dxa"/>
               <w:bottom w:w="80" w:type="dxa"/>
@@ -2745,7 +2735,7 @@
       <w:headerReference w:type="first" r:id="rId12"/>
       <w:footerReference w:type="first" r:id="rId13"/>
       <w:pgSz w:w="11910" w:h="16840"/>
-      <w:pgMar w:top="720" w:right="720" w:bottom="720" w:left="1440" w:header="283" w:footer="0" w:gutter="0"/>
+      <w:pgMar w:top="630" w:right="1137" w:bottom="280" w:left="1180" w:header="283" w:footer="0" w:gutter="0"/>
       <w:pgNumType w:start="1"/>
       <w:cols w:space="720"/>
     </w:sectPr>

--- a/KHBD_Robotics/Lớp_6/Tuần_11/KHBD_Robotics_Lớp_6_Tiet10_Bai_8_Robot_nhan_biet_vat_the_bang_cach_nao.docx
+++ b/KHBD_Robotics/Lớp_6/Tuần_11/KHBD_Robotics_Lớp_6_Tiet10_Bai_8_Robot_nhan_biet_vat_the_bang_cach_nao.docx
@@ -305,7 +305,7 @@
           <w:i w:val="0"/>
           <w:sz w:val="26"/>
         </w:rPr>
-        <w:t>- Cảm biến hồng ngoại phát hiện vật cản</w:t>
+        <w:t>- Nêu được nguyên lý hoạt động của cảm biến hồng ngoại.</w:t>
       </w:r>
     </w:p>
     <w:p>
@@ -321,7 +321,7 @@
           <w:i w:val="0"/>
           <w:sz w:val="26"/>
         </w:rPr>
-        <w:t>- Lắp robot tự động tránh chướng ngại vật</w:t>
+        <w:t>- Nêu được vị trí của cảm biến hồng ngoại trên bộ điều khiển RB88.</w:t>
       </w:r>
     </w:p>
     <w:p>
@@ -856,165 +856,260 @@
               <w:spacing w:line="276" w:lineRule="auto" w:after="40"/>
               <w:jc w:val="left"/>
             </w:pPr>
-            <w:r/>
-            <w:r>
-              <w:rPr>
-                <w:rFonts w:ascii="Times New Roman" w:hAnsi="Times New Roman" w:cs="Times New Roman" w:eastAsia="Times New Roman"/>
-                <w:b w:val="0"/>
-                <w:i w:val="0"/>
-                <w:sz w:val="26"/>
-              </w:rPr>
-              <w:t>Bước 1: Chuyển giao nhiệm vụ học tập:</w:t>
-            </w:r>
-          </w:p>
-          <w:p>
-            <w:pPr>
-              <w:spacing w:line="276" w:lineRule="auto" w:after="40"/>
-              <w:jc w:val="left"/>
-            </w:pPr>
-            <w:r>
-              <w:rPr>
-                <w:rFonts w:ascii="Times New Roman" w:hAnsi="Times New Roman" w:cs="Times New Roman" w:eastAsia="Times New Roman"/>
-                <w:b w:val="0"/>
-                <w:i w:val="0"/>
-                <w:sz w:val="26"/>
-              </w:rPr>
-              <w:t>- GV trình chiếu clip/hình ảnh thực tế liên quan đến Bài 8. Robot nhận biết vật thể bằng cách nào?.</w:t>
-            </w:r>
-          </w:p>
-          <w:p>
-            <w:pPr>
-              <w:spacing w:line="276" w:lineRule="auto" w:after="40"/>
-              <w:jc w:val="left"/>
-            </w:pPr>
-            <w:r>
-              <w:rPr>
-                <w:rFonts w:ascii="Times New Roman" w:hAnsi="Times New Roman" w:cs="Times New Roman" w:eastAsia="Times New Roman"/>
-                <w:b w:val="0"/>
-                <w:i w:val="0"/>
-                <w:sz w:val="26"/>
-              </w:rPr>
-              <w:t>- Yêu cầu HS quan sát và phân tích cơ chế chuyển động.</w:t>
-            </w:r>
-          </w:p>
-          <w:p>
-            <w:pPr>
-              <w:spacing w:line="276" w:lineRule="auto" w:after="40"/>
-              <w:jc w:val="left"/>
-            </w:pPr>
-            <w:r>
-              <w:rPr>
-                <w:rFonts w:ascii="Times New Roman" w:hAnsi="Times New Roman" w:cs="Times New Roman" w:eastAsia="Times New Roman"/>
-                <w:b w:val="0"/>
-                <w:i w:val="0"/>
-                <w:sz w:val="26"/>
-              </w:rPr>
-              <w:t>Bước 2: Học sinh tiếp nhận nhiệm vụ học tập:</w:t>
-            </w:r>
-          </w:p>
-          <w:p>
-            <w:pPr>
-              <w:spacing w:line="276" w:lineRule="auto" w:after="40"/>
-              <w:jc w:val="left"/>
-            </w:pPr>
-            <w:r>
-              <w:rPr>
-                <w:rFonts w:ascii="Times New Roman" w:hAnsi="Times New Roman" w:cs="Times New Roman" w:eastAsia="Times New Roman"/>
-                <w:b w:val="0"/>
-                <w:i w:val="0"/>
-                <w:sz w:val="26"/>
-              </w:rPr>
-              <w:t>- HS tập trung quan sát màn chiếu, lắng nghe câu hỏi dẫn dắt.</w:t>
-            </w:r>
-          </w:p>
-          <w:p>
-            <w:pPr>
-              <w:spacing w:line="276" w:lineRule="auto" w:after="40"/>
-              <w:jc w:val="left"/>
-            </w:pPr>
-            <w:r>
-              <w:rPr>
-                <w:rFonts w:ascii="Times New Roman" w:hAnsi="Times New Roman" w:cs="Times New Roman" w:eastAsia="Times New Roman"/>
-                <w:b w:val="0"/>
-                <w:i w:val="0"/>
-                <w:sz w:val="26"/>
-              </w:rPr>
-              <w:t>- HS thảo luận nhanh theo nhóm bàn, đối chiếu hiện tượng.</w:t>
-            </w:r>
-          </w:p>
-          <w:p>
-            <w:pPr>
-              <w:spacing w:line="276" w:lineRule="auto" w:after="40"/>
-              <w:jc w:val="left"/>
-            </w:pPr>
-            <w:r>
-              <w:rPr>
-                <w:rFonts w:ascii="Times New Roman" w:hAnsi="Times New Roman" w:cs="Times New Roman" w:eastAsia="Times New Roman"/>
-                <w:b w:val="0"/>
-                <w:i w:val="0"/>
-                <w:sz w:val="26"/>
-              </w:rPr>
-              <w:t>Bước 3: Báo cáo kết quả hoạt động:</w:t>
-            </w:r>
-          </w:p>
-          <w:p>
-            <w:pPr>
-              <w:spacing w:line="276" w:lineRule="auto" w:after="40"/>
-              <w:jc w:val="left"/>
-            </w:pPr>
-            <w:r>
-              <w:rPr>
-                <w:rFonts w:ascii="Times New Roman" w:hAnsi="Times New Roman" w:cs="Times New Roman" w:eastAsia="Times New Roman"/>
-                <w:b w:val="0"/>
-                <w:i w:val="0"/>
-                <w:sz w:val="26"/>
-              </w:rPr>
-              <w:t>- 2 đại diện HS trả lời câu hỏi khởi động.</w:t>
-            </w:r>
-          </w:p>
-          <w:p>
-            <w:pPr>
-              <w:spacing w:line="276" w:lineRule="auto" w:after="40"/>
-              <w:jc w:val="left"/>
-            </w:pPr>
-            <w:r>
-              <w:rPr>
-                <w:rFonts w:ascii="Times New Roman" w:hAnsi="Times New Roman" w:cs="Times New Roman" w:eastAsia="Times New Roman"/>
-                <w:b w:val="0"/>
-                <w:i w:val="0"/>
-                <w:sz w:val="26"/>
-              </w:rPr>
-              <w:t>- Nêu giả thuyết và nguyên lý vận hành ban đầu.</w:t>
-            </w:r>
-          </w:p>
-          <w:p>
-            <w:pPr>
-              <w:spacing w:line="276" w:lineRule="auto" w:after="40"/>
-              <w:jc w:val="left"/>
-            </w:pPr>
-            <w:r>
-              <w:rPr>
-                <w:rFonts w:ascii="Times New Roman" w:hAnsi="Times New Roman" w:cs="Times New Roman" w:eastAsia="Times New Roman"/>
-                <w:b w:val="0"/>
-                <w:i w:val="0"/>
-                <w:sz w:val="26"/>
-              </w:rPr>
-              <w:t>Bước 4: Đánh giá kết quả thực hiện nhiệm vụ:</w:t>
-            </w:r>
-          </w:p>
-          <w:p>
-            <w:pPr>
-              <w:spacing w:line="276" w:lineRule="auto" w:after="40"/>
-              <w:jc w:val="left"/>
-            </w:pPr>
-            <w:r>
-              <w:rPr>
-                <w:rFonts w:ascii="Times New Roman" w:hAnsi="Times New Roman" w:cs="Times New Roman" w:eastAsia="Times New Roman"/>
-                <w:b w:val="0"/>
-                <w:i w:val="0"/>
-                <w:sz w:val="26"/>
-              </w:rPr>
-              <w:t>- GV nhận xét, chuẩn hóa kiến thức và dẫn dắt vào bài mới.</w:t>
+            <w:r>
+              <w:rPr>
+                <w:rFonts w:ascii="Times New Roman" w:hAnsi="Times New Roman"/>
+                <w:sz w:val="26"/>
+              </w:rPr>
+              <w:t>+ GV thông báo cho học sinh kiến thức về tia hồng ngoại, cảm biến hồng ngoại.</w:t>
+              <w:br/>
+              <w:t>+ HS lắng nghe và ghi nhớ.</w:t>
+            </w:r>
+            <w:r>
+              <w:rPr>
+                <w:rFonts w:ascii="Times New Roman" w:hAnsi="Times New Roman" w:cs="Times New Roman" w:eastAsia="Times New Roman"/>
+                <w:b w:val="0"/>
+                <w:i w:val="0"/>
+                <w:sz w:val="26"/>
+              </w:rPr>
+            </w:r>
+          </w:p>
+          <w:p>
+            <w:pPr>
+              <w:spacing w:line="276" w:lineRule="auto" w:after="40"/>
+              <w:jc w:val="left"/>
+            </w:pPr>
+            <w:r>
+              <w:rPr>
+                <w:rFonts w:ascii="Times New Roman" w:hAnsi="Times New Roman" w:cs="Times New Roman" w:eastAsia="Times New Roman"/>
+                <w:b w:val="0"/>
+                <w:i w:val="0"/>
+                <w:sz w:val="26"/>
+              </w:rPr>
+            </w:r>
+          </w:p>
+          <w:p>
+            <w:pPr>
+              <w:spacing w:line="276" w:lineRule="auto" w:after="40"/>
+              <w:jc w:val="left"/>
+            </w:pPr>
+            <w:r>
+              <w:rPr>
+                <w:rFonts w:ascii="Times New Roman" w:hAnsi="Times New Roman" w:cs="Times New Roman" w:eastAsia="Times New Roman"/>
+                <w:b w:val="0"/>
+                <w:i w:val="0"/>
+                <w:sz w:val="26"/>
+              </w:rPr>
+            </w:r>
+          </w:p>
+          <w:p>
+            <w:pPr>
+              <w:spacing w:line="276" w:lineRule="auto" w:after="40"/>
+              <w:jc w:val="left"/>
+            </w:pPr>
+            <w:r>
+              <w:rPr>
+                <w:rFonts w:ascii="Times New Roman" w:hAnsi="Times New Roman" w:cs="Times New Roman" w:eastAsia="Times New Roman"/>
+                <w:b w:val="0"/>
+                <w:i w:val="0"/>
+                <w:sz w:val="26"/>
+              </w:rPr>
+            </w:r>
+          </w:p>
+          <w:p>
+            <w:pPr>
+              <w:spacing w:line="276" w:lineRule="auto" w:after="40"/>
+              <w:jc w:val="left"/>
+            </w:pPr>
+            <w:r>
+              <w:rPr>
+                <w:rFonts w:ascii="Times New Roman" w:hAnsi="Times New Roman" w:cs="Times New Roman" w:eastAsia="Times New Roman"/>
+                <w:b w:val="0"/>
+                <w:i w:val="0"/>
+                <w:sz w:val="26"/>
+              </w:rPr>
+            </w:r>
+          </w:p>
+          <w:p>
+            <w:pPr>
+              <w:spacing w:line="276" w:lineRule="auto" w:after="40"/>
+              <w:jc w:val="left"/>
+            </w:pPr>
+            <w:r>
+              <w:rPr>
+                <w:rFonts w:ascii="Times New Roman" w:hAnsi="Times New Roman" w:cs="Times New Roman" w:eastAsia="Times New Roman"/>
+                <w:b w:val="0"/>
+                <w:i w:val="0"/>
+                <w:sz w:val="26"/>
+              </w:rPr>
+            </w:r>
+          </w:p>
+          <w:p>
+            <w:pPr>
+              <w:spacing w:line="276" w:lineRule="auto" w:after="40"/>
+              <w:jc w:val="left"/>
+            </w:pPr>
+            <w:r>
+              <w:rPr>
+                <w:rFonts w:ascii="Times New Roman" w:hAnsi="Times New Roman" w:cs="Times New Roman" w:eastAsia="Times New Roman"/>
+                <w:b w:val="0"/>
+                <w:i w:val="0"/>
+                <w:sz w:val="26"/>
+              </w:rPr>
+            </w:r>
+          </w:p>
+          <w:p>
+            <w:pPr>
+              <w:spacing w:line="276" w:lineRule="auto" w:after="40"/>
+              <w:jc w:val="left"/>
+            </w:pPr>
+            <w:r>
+              <w:rPr>
+                <w:rFonts w:ascii="Times New Roman" w:hAnsi="Times New Roman" w:cs="Times New Roman" w:eastAsia="Times New Roman"/>
+                <w:b w:val="0"/>
+                <w:i w:val="0"/>
+                <w:sz w:val="26"/>
+              </w:rPr>
+            </w:r>
+          </w:p>
+          <w:p>
+            <w:pPr>
+              <w:spacing w:line="276" w:lineRule="auto" w:after="40"/>
+              <w:jc w:val="left"/>
+            </w:pPr>
+            <w:r>
+              <w:rPr>
+                <w:rFonts w:ascii="Times New Roman" w:hAnsi="Times New Roman" w:cs="Times New Roman" w:eastAsia="Times New Roman"/>
+                <w:b w:val="0"/>
+                <w:i w:val="0"/>
+                <w:sz w:val="26"/>
+              </w:rPr>
+            </w:r>
+          </w:p>
+          <w:p>
+            <w:pPr>
+              <w:spacing w:line="276" w:lineRule="auto" w:after="40"/>
+              <w:jc w:val="left"/>
+            </w:pPr>
+            <w:r>
+              <w:rPr>
+                <w:rFonts w:ascii="Times New Roman" w:hAnsi="Times New Roman" w:cs="Times New Roman" w:eastAsia="Times New Roman"/>
+                <w:b w:val="0"/>
+                <w:i w:val="0"/>
+                <w:sz w:val="26"/>
+              </w:rPr>
+            </w:r>
+          </w:p>
+          <w:p>
+            <w:pPr>
+              <w:spacing w:line="276" w:lineRule="auto" w:after="40"/>
+              <w:jc w:val="left"/>
+            </w:pPr>
+            <w:r>
+              <w:rPr>
+                <w:rFonts w:ascii="Times New Roman" w:hAnsi="Times New Roman" w:cs="Times New Roman" w:eastAsia="Times New Roman"/>
+                <w:b w:val="0"/>
+                <w:i w:val="0"/>
+                <w:sz w:val="26"/>
+              </w:rPr>
+            </w:r>
+          </w:p>
+          <w:p>
+            <w:pPr>
+              <w:jc w:val="center"/>
+            </w:pPr>
+            <w:r>
+              <w:drawing>
+                <wp:inline distT="0" distB="0" distL="0" distR="0" wp14:anchorId="5A7173E8" wp14:editId="72C90870">
+                  <wp:extent cx="2813446" cy="1355262"/>
+                  <wp:effectExtent l="0" t="0" r="6350" b="0"/>
+                  <wp:docPr id="1" name="Picture 1" descr="A diagram of a spectrum&#10;&#10;Description automatically generated"/>
+                  <wp:cNvGraphicFramePr>
+                    <a:graphicFrameLocks xmlns:a="http://schemas.openxmlformats.org/drawingml/2006/main" noChangeAspect="1"/>
+                  </wp:cNvGraphicFramePr>
+                  <a:graphic xmlns:a="http://schemas.openxmlformats.org/drawingml/2006/main">
+                    <a:graphicData uri="http://schemas.openxmlformats.org/drawingml/2006/picture">
+                      <pic:pic xmlns:pic="http://schemas.openxmlformats.org/drawingml/2006/picture">
+                        <pic:nvPicPr>
+                          <pic:cNvPr id="1" name="Picture 1" descr="A diagram of a spectrum&#10;&#10;Description automatically generated"/>
+                          <pic:cNvPicPr/>
+                        </pic:nvPicPr>
+                        <pic:blipFill rotWithShape="1">
+                          <a:blip r:embed="rId16" cstate="print">
+                            <a:extLst>
+                              <a:ext uri="{28A0092B-C50C-407E-A947-70E740481C1C}">
+                                <a14:useLocalDpi xmlns:a14="http://schemas.microsoft.com/office/drawing/2010/main" val="0"/>
+                              </a:ext>
+                            </a:extLst>
+                          </a:blip>
+                          <a:srcRect t="13292"/>
+                          <a:stretch/>
+                        </pic:blipFill>
+                        <pic:spPr bwMode="auto">
+                          <a:xfrm>
+                            <a:off x="0" y="0"/>
+                            <a:ext cx="2879928" cy="1387287"/>
+                          </a:xfrm>
+                          <a:prstGeom prst="rect">
+                            <a:avLst/>
+                          </a:prstGeom>
+                          <a:ln>
+                            <a:noFill/>
+                          </a:ln>
+                          <a:extLst>
+                            <a:ext uri="{53640926-AAD7-44D8-BBD7-CCE9431645EC}">
+                              <a14:shadowObscured xmlns:a14="http://schemas.microsoft.com/office/drawing/2010/main"/>
+                            </a:ext>
+                          </a:extLst>
+                        </pic:spPr>
+                      </pic:pic>
+                    </a:graphicData>
+                  </a:graphic>
+                </wp:inline>
+              </w:drawing>
+            </w:r>
+          </w:p>
+          <w:p>
+            <w:pPr>
+              <w:jc w:val="center"/>
+            </w:pPr>
+            <w:r>
+              <w:drawing>
+                <wp:inline distT="0" distB="0" distL="0" distR="0" wp14:anchorId="44BC4E87" wp14:editId="1EE4286B">
+                  <wp:extent cx="2554724" cy="1691005"/>
+                  <wp:effectExtent l="0" t="0" r="0" b="4445"/>
+                  <wp:docPr id="124" name="picture 124" descr="Sung. Tên ảnh gốc: CLP000016640019.bmp Kích thước của ảnh gốc: rộng 424 pixel x cao 284 pixel"/>
+                  <wp:cNvGraphicFramePr/>
+                  <a:graphic xmlns:a="http://schemas.openxmlformats.org/drawingml/2006/main">
+                    <a:graphicData uri="http://schemas.openxmlformats.org/drawingml/2006/picture">
+                      <pic:pic xmlns:pic="http://schemas.openxmlformats.org/drawingml/2006/picture">
+                        <pic:nvPicPr>
+                          <pic:cNvPr id="0" name="pic"/>
+                          <pic:cNvPicPr/>
+                        </pic:nvPicPr>
+                        <pic:blipFill>
+                          <a:blip r:embed="rId17" cstate="print">
+                            <a:lum/>
+                          </a:blip>
+                          <a:srcRect/>
+                          <a:stretch>
+                            <a:fillRect/>
+                          </a:stretch>
+                        </pic:blipFill>
+                        <pic:spPr>
+                          <a:xfrm>
+                            <a:off x="0" y="0"/>
+                            <a:ext cx="2559176" cy="1693952"/>
+                          </a:xfrm>
+                          <a:prstGeom prst="rect">
+                            <a:avLst/>
+                          </a:prstGeom>
+                        </pic:spPr>
+                      </pic:pic>
+                    </a:graphicData>
+                  </a:graphic>
+                </wp:inline>
+              </w:drawing>
             </w:r>
           </w:p>
         </w:tc>
@@ -1033,30 +1128,40 @@
               <w:spacing w:line="276" w:lineRule="auto" w:after="40"/>
               <w:jc w:val="left"/>
             </w:pPr>
-            <w:r/>
-            <w:r>
-              <w:rPr>
-                <w:rFonts w:ascii="Times New Roman" w:hAnsi="Times New Roman" w:cs="Times New Roman" w:eastAsia="Times New Roman"/>
-                <w:b w:val="0"/>
-                <w:i w:val="0"/>
-                <w:sz w:val="26"/>
-              </w:rPr>
-              <w:t>HS nhận diện được vấn đề kỹ thuật của bài học.</w:t>
-            </w:r>
-          </w:p>
-          <w:p>
-            <w:pPr>
-              <w:spacing w:line="276" w:lineRule="auto" w:after="40"/>
-              <w:jc w:val="left"/>
-            </w:pPr>
-            <w:r>
-              <w:rPr>
-                <w:rFonts w:ascii="Times New Roman" w:hAnsi="Times New Roman" w:cs="Times New Roman" w:eastAsia="Times New Roman"/>
-                <w:b w:val="0"/>
-                <w:i w:val="0"/>
-                <w:sz w:val="26"/>
-              </w:rPr>
-              <w:t>HS sẵn sàng bước vào hoạt động chính.</w:t>
+            <w:r>
+              <w:rPr>
+                <w:rFonts w:ascii="Times New Roman" w:hAnsi="Times New Roman"/>
+                <w:sz w:val="26"/>
+              </w:rPr>
+              <w:t>Phần trình bày trong vở của HS.</w:t>
+              <w:br/>
+              <w:t>+ Tia hồng ngoại: Là những bức xạ không nhìn thấy được, có bước sóng lớn hơn bước sóng của ánh sáng đỏ trong vùng ánh sáng nhìn thấy.</w:t>
+              <w:br/>
+              <w:t>+ Cảm biến hồng ngoại sử dụng ánh sáng hồng ngoại không nhìn thấy được. Cảm biến hồng ngoại sử dụng hai mắt: phát và nhận. Tia hồng ngoại được phát ra từ mắt trắng chiếu vào các vật, sau khi bị phản xạ ngược lại thì được mắt đen nhận.</w:t>
+              <w:br/>
+              <w:t>+  Các vật thể có màu sáng có phản xạ hồng ngoại tốt hơn các vật thể màu tối: Khi mắt trắng phát ra tia hồng ngoại gặp vật cản màu sáng, do đặc tính màu sáng không hấp thụ ánh sáng hoặc hấp thụ rất ít nên phần lớn ánh sáng sẽ được phản xạ ngược lại và được mắt đen tiếp nhận. Còn nếu tia sáng phát ra gặp vật cản màu tối, màu đen, phần lớn ánh sáng sẽ bị vật hấp thụ nên sẽ còn rất ít ánh sáng bị phẩn xạ ngược trở về.</w:t>
+            </w:r>
+            <w:r>
+              <w:rPr>
+                <w:rFonts w:ascii="Times New Roman" w:hAnsi="Times New Roman" w:cs="Times New Roman" w:eastAsia="Times New Roman"/>
+                <w:b w:val="0"/>
+                <w:i w:val="0"/>
+                <w:sz w:val="26"/>
+              </w:rPr>
+            </w:r>
+          </w:p>
+          <w:p>
+            <w:pPr>
+              <w:spacing w:line="276" w:lineRule="auto" w:after="40"/>
+              <w:jc w:val="left"/>
+            </w:pPr>
+            <w:r>
+              <w:rPr>
+                <w:rFonts w:ascii="Times New Roman" w:hAnsi="Times New Roman" w:cs="Times New Roman" w:eastAsia="Times New Roman"/>
+                <w:b w:val="0"/>
+                <w:i w:val="0"/>
+                <w:sz w:val="26"/>
+              </w:rPr>
             </w:r>
           </w:p>
         </w:tc>
@@ -1264,165 +1369,162 @@
               <w:spacing w:line="276" w:lineRule="auto" w:after="40"/>
               <w:jc w:val="left"/>
             </w:pPr>
-            <w:r/>
-            <w:r>
-              <w:rPr>
-                <w:rFonts w:ascii="Times New Roman" w:hAnsi="Times New Roman" w:cs="Times New Roman" w:eastAsia="Times New Roman"/>
-                <w:b w:val="0"/>
-                <w:i w:val="0"/>
-                <w:sz w:val="26"/>
-              </w:rPr>
-              <w:t>Bước 1: Chuyển giao nhiệm vụ học tập:</w:t>
-            </w:r>
-          </w:p>
-          <w:p>
-            <w:pPr>
-              <w:spacing w:line="276" w:lineRule="auto" w:after="40"/>
-              <w:jc w:val="left"/>
-            </w:pPr>
-            <w:r>
-              <w:rPr>
-                <w:rFonts w:ascii="Times New Roman" w:hAnsi="Times New Roman" w:cs="Times New Roman" w:eastAsia="Times New Roman"/>
-                <w:b w:val="0"/>
-                <w:i w:val="0"/>
-                <w:sz w:val="26"/>
-              </w:rPr>
-              <w:t>- GV phát phiếu hướng dẫn và trình chiếu sơ đồ 2D/3D của Bài 8. Robot nhận biết vật thể bằng cách nào?.</w:t>
-            </w:r>
-          </w:p>
-          <w:p>
-            <w:pPr>
-              <w:spacing w:line="276" w:lineRule="auto" w:after="40"/>
-              <w:jc w:val="left"/>
-            </w:pPr>
-            <w:r>
-              <w:rPr>
-                <w:rFonts w:ascii="Times New Roman" w:hAnsi="Times New Roman" w:cs="Times New Roman" w:eastAsia="Times New Roman"/>
-                <w:b w:val="0"/>
-                <w:i w:val="0"/>
-                <w:sz w:val="26"/>
-              </w:rPr>
-              <w:t>- Hướng dẫn nhận biết chiều lắp chốt và cổng cắm động cơ.</w:t>
-            </w:r>
-          </w:p>
-          <w:p>
-            <w:pPr>
-              <w:spacing w:line="276" w:lineRule="auto" w:after="40"/>
-              <w:jc w:val="left"/>
-            </w:pPr>
-            <w:r>
-              <w:rPr>
-                <w:rFonts w:ascii="Times New Roman" w:hAnsi="Times New Roman" w:cs="Times New Roman" w:eastAsia="Times New Roman"/>
-                <w:b w:val="0"/>
-                <w:i w:val="0"/>
-                <w:sz w:val="26"/>
-              </w:rPr>
-              <w:t>Bước 2: Học sinh tiếp nhận nhiệm vụ học tập:</w:t>
-            </w:r>
-          </w:p>
-          <w:p>
-            <w:pPr>
-              <w:spacing w:line="276" w:lineRule="auto" w:after="40"/>
-              <w:jc w:val="left"/>
-            </w:pPr>
-            <w:r>
-              <w:rPr>
-                <w:rFonts w:ascii="Times New Roman" w:hAnsi="Times New Roman" w:cs="Times New Roman" w:eastAsia="Times New Roman"/>
-                <w:b w:val="0"/>
-                <w:i w:val="0"/>
-                <w:sz w:val="26"/>
-              </w:rPr>
-              <w:t>- HS tiếp nhận phiếu, quan sát các góc ghép linh kiện.</w:t>
-            </w:r>
-          </w:p>
-          <w:p>
-            <w:pPr>
-              <w:spacing w:line="276" w:lineRule="auto" w:after="40"/>
-              <w:jc w:val="left"/>
-            </w:pPr>
-            <w:r>
-              <w:rPr>
-                <w:rFonts w:ascii="Times New Roman" w:hAnsi="Times New Roman" w:cs="Times New Roman" w:eastAsia="Times New Roman"/>
-                <w:b w:val="0"/>
-                <w:i w:val="0"/>
-                <w:sz w:val="26"/>
-              </w:rPr>
-              <w:t>- HS đối chiếu danh mục, nhặt đúng số lượng chốt và khung nối.</w:t>
-            </w:r>
-          </w:p>
-          <w:p>
-            <w:pPr>
-              <w:spacing w:line="276" w:lineRule="auto" w:after="40"/>
-              <w:jc w:val="left"/>
-            </w:pPr>
-            <w:r>
-              <w:rPr>
-                <w:rFonts w:ascii="Times New Roman" w:hAnsi="Times New Roman" w:cs="Times New Roman" w:eastAsia="Times New Roman"/>
-                <w:b w:val="0"/>
-                <w:i w:val="0"/>
-                <w:sz w:val="26"/>
-              </w:rPr>
-              <w:t>Bước 3: Báo cáo kết quả hoạt động:</w:t>
-            </w:r>
-          </w:p>
-          <w:p>
-            <w:pPr>
-              <w:spacing w:line="276" w:lineRule="auto" w:after="40"/>
-              <w:jc w:val="left"/>
-            </w:pPr>
-            <w:r>
-              <w:rPr>
-                <w:rFonts w:ascii="Times New Roman" w:hAnsi="Times New Roman" w:cs="Times New Roman" w:eastAsia="Times New Roman"/>
-                <w:b w:val="0"/>
-                <w:i w:val="0"/>
-                <w:sz w:val="26"/>
-              </w:rPr>
-              <w:t>- GV kiểm tra khay linh kiện từng nhóm tại bàn.</w:t>
-            </w:r>
-          </w:p>
-          <w:p>
-            <w:pPr>
-              <w:spacing w:line="276" w:lineRule="auto" w:after="40"/>
-              <w:jc w:val="left"/>
-            </w:pPr>
-            <w:r>
-              <w:rPr>
-                <w:rFonts w:ascii="Times New Roman" w:hAnsi="Times New Roman" w:cs="Times New Roman" w:eastAsia="Times New Roman"/>
-                <w:b w:val="0"/>
-                <w:i w:val="0"/>
-                <w:sz w:val="26"/>
-              </w:rPr>
-              <w:t>- Đại diện nhóm giơ khay linh kiện để kiểm tra.</w:t>
-            </w:r>
-          </w:p>
-          <w:p>
-            <w:pPr>
-              <w:spacing w:line="276" w:lineRule="auto" w:after="40"/>
-              <w:jc w:val="left"/>
-            </w:pPr>
-            <w:r>
-              <w:rPr>
-                <w:rFonts w:ascii="Times New Roman" w:hAnsi="Times New Roman" w:cs="Times New Roman" w:eastAsia="Times New Roman"/>
-                <w:b w:val="0"/>
-                <w:i w:val="0"/>
-                <w:sz w:val="26"/>
-              </w:rPr>
-              <w:t>Bước 4: Đánh giá kết quả thực hiện nhiệm vụ:</w:t>
-            </w:r>
-          </w:p>
-          <w:p>
-            <w:pPr>
-              <w:spacing w:line="276" w:lineRule="auto" w:after="40"/>
-              <w:jc w:val="left"/>
-            </w:pPr>
-            <w:r>
-              <w:rPr>
-                <w:rFonts w:ascii="Times New Roman" w:hAnsi="Times New Roman" w:cs="Times New Roman" w:eastAsia="Times New Roman"/>
-                <w:b w:val="0"/>
-                <w:i w:val="0"/>
-                <w:sz w:val="26"/>
-              </w:rPr>
-              <w:t>- GV chốt quy trình các bước lắp ráp mô hình robot.</w:t>
+            <w:r>
+              <w:rPr>
+                <w:rFonts w:ascii="Times New Roman" w:hAnsi="Times New Roman"/>
+                <w:sz w:val="26"/>
+              </w:rPr>
+              <w:t>+ GV phát động cơ và cho HS tìm vị trí các cảm biến hồng ngoại.</w:t>
+              <w:br/>
+              <w:t>+ HS thảo luận và trả lời câu hỏi.</w:t>
+            </w:r>
+            <w:r>
+              <w:rPr>
+                <w:rFonts w:ascii="Times New Roman" w:hAnsi="Times New Roman" w:cs="Times New Roman" w:eastAsia="Times New Roman"/>
+                <w:b w:val="0"/>
+                <w:i w:val="0"/>
+                <w:sz w:val="26"/>
+              </w:rPr>
+            </w:r>
+          </w:p>
+          <w:p>
+            <w:pPr>
+              <w:spacing w:line="276" w:lineRule="auto" w:after="40"/>
+              <w:jc w:val="left"/>
+            </w:pPr>
+            <w:r>
+              <w:rPr>
+                <w:rFonts w:ascii="Times New Roman" w:hAnsi="Times New Roman" w:cs="Times New Roman" w:eastAsia="Times New Roman"/>
+                <w:b w:val="0"/>
+                <w:i w:val="0"/>
+                <w:sz w:val="26"/>
+              </w:rPr>
+            </w:r>
+          </w:p>
+          <w:p>
+            <w:pPr>
+              <w:spacing w:line="276" w:lineRule="auto" w:after="40"/>
+              <w:jc w:val="left"/>
+            </w:pPr>
+            <w:r>
+              <w:rPr>
+                <w:rFonts w:ascii="Times New Roman" w:hAnsi="Times New Roman" w:cs="Times New Roman" w:eastAsia="Times New Roman"/>
+                <w:b w:val="0"/>
+                <w:i w:val="0"/>
+                <w:sz w:val="26"/>
+              </w:rPr>
+            </w:r>
+          </w:p>
+          <w:p>
+            <w:pPr>
+              <w:spacing w:line="276" w:lineRule="auto" w:after="40"/>
+              <w:jc w:val="left"/>
+            </w:pPr>
+            <w:r>
+              <w:rPr>
+                <w:rFonts w:ascii="Times New Roman" w:hAnsi="Times New Roman" w:cs="Times New Roman" w:eastAsia="Times New Roman"/>
+                <w:b w:val="0"/>
+                <w:i w:val="0"/>
+                <w:sz w:val="26"/>
+              </w:rPr>
+            </w:r>
+          </w:p>
+          <w:p>
+            <w:pPr>
+              <w:spacing w:line="276" w:lineRule="auto" w:after="40"/>
+              <w:jc w:val="left"/>
+            </w:pPr>
+            <w:r>
+              <w:rPr>
+                <w:rFonts w:ascii="Times New Roman" w:hAnsi="Times New Roman" w:cs="Times New Roman" w:eastAsia="Times New Roman"/>
+                <w:b w:val="0"/>
+                <w:i w:val="0"/>
+                <w:sz w:val="26"/>
+              </w:rPr>
+            </w:r>
+          </w:p>
+          <w:p>
+            <w:pPr>
+              <w:spacing w:line="276" w:lineRule="auto" w:after="40"/>
+              <w:jc w:val="left"/>
+            </w:pPr>
+            <w:r>
+              <w:rPr>
+                <w:rFonts w:ascii="Times New Roman" w:hAnsi="Times New Roman" w:cs="Times New Roman" w:eastAsia="Times New Roman"/>
+                <w:b w:val="0"/>
+                <w:i w:val="0"/>
+                <w:sz w:val="26"/>
+              </w:rPr>
+            </w:r>
+          </w:p>
+          <w:p>
+            <w:pPr>
+              <w:spacing w:line="276" w:lineRule="auto" w:after="40"/>
+              <w:jc w:val="left"/>
+            </w:pPr>
+            <w:r>
+              <w:rPr>
+                <w:rFonts w:ascii="Times New Roman" w:hAnsi="Times New Roman" w:cs="Times New Roman" w:eastAsia="Times New Roman"/>
+                <w:b w:val="0"/>
+                <w:i w:val="0"/>
+                <w:sz w:val="26"/>
+              </w:rPr>
+            </w:r>
+          </w:p>
+          <w:p>
+            <w:pPr>
+              <w:spacing w:line="276" w:lineRule="auto" w:after="40"/>
+              <w:jc w:val="left"/>
+            </w:pPr>
+            <w:r>
+              <w:rPr>
+                <w:rFonts w:ascii="Times New Roman" w:hAnsi="Times New Roman" w:cs="Times New Roman" w:eastAsia="Times New Roman"/>
+                <w:b w:val="0"/>
+                <w:i w:val="0"/>
+                <w:sz w:val="26"/>
+              </w:rPr>
+            </w:r>
+          </w:p>
+          <w:p>
+            <w:pPr>
+              <w:spacing w:line="276" w:lineRule="auto" w:after="40"/>
+              <w:jc w:val="left"/>
+            </w:pPr>
+            <w:r>
+              <w:rPr>
+                <w:rFonts w:ascii="Times New Roman" w:hAnsi="Times New Roman" w:cs="Times New Roman" w:eastAsia="Times New Roman"/>
+                <w:b w:val="0"/>
+                <w:i w:val="0"/>
+                <w:sz w:val="26"/>
+              </w:rPr>
+            </w:r>
+          </w:p>
+          <w:p>
+            <w:pPr>
+              <w:spacing w:line="276" w:lineRule="auto" w:after="40"/>
+              <w:jc w:val="left"/>
+            </w:pPr>
+            <w:r>
+              <w:rPr>
+                <w:rFonts w:ascii="Times New Roman" w:hAnsi="Times New Roman" w:cs="Times New Roman" w:eastAsia="Times New Roman"/>
+                <w:b w:val="0"/>
+                <w:i w:val="0"/>
+                <w:sz w:val="26"/>
+              </w:rPr>
+            </w:r>
+          </w:p>
+          <w:p>
+            <w:pPr>
+              <w:spacing w:line="276" w:lineRule="auto" w:after="40"/>
+              <w:jc w:val="left"/>
+            </w:pPr>
+            <w:r>
+              <w:rPr>
+                <w:rFonts w:ascii="Times New Roman" w:hAnsi="Times New Roman" w:cs="Times New Roman" w:eastAsia="Times New Roman"/>
+                <w:b w:val="0"/>
+                <w:i w:val="0"/>
+                <w:sz w:val="26"/>
+              </w:rPr>
             </w:r>
           </w:p>
         </w:tc>
@@ -1441,30 +1543,36 @@
               <w:spacing w:line="276" w:lineRule="auto" w:after="40"/>
               <w:jc w:val="left"/>
             </w:pPr>
-            <w:r/>
-            <w:r>
-              <w:rPr>
-                <w:rFonts w:ascii="Times New Roman" w:hAnsi="Times New Roman" w:cs="Times New Roman" w:eastAsia="Times New Roman"/>
-                <w:b w:val="0"/>
-                <w:i w:val="0"/>
-                <w:sz w:val="26"/>
-              </w:rPr>
-              <w:t>HS nắm vững quy trình các bước lắp ráp.</w:t>
-            </w:r>
-          </w:p>
-          <w:p>
-            <w:pPr>
-              <w:spacing w:line="276" w:lineRule="auto" w:after="40"/>
-              <w:jc w:val="left"/>
-            </w:pPr>
-            <w:r>
-              <w:rPr>
-                <w:rFonts w:ascii="Times New Roman" w:hAnsi="Times New Roman" w:cs="Times New Roman" w:eastAsia="Times New Roman"/>
-                <w:b w:val="0"/>
-                <w:i w:val="0"/>
-                <w:sz w:val="26"/>
-              </w:rPr>
-              <w:t>Danh mục linh kiện đầy đủ, chuẩn xác.</w:t>
+            <w:r>
+              <w:rPr>
+                <w:rFonts w:ascii="Times New Roman" w:hAnsi="Times New Roman"/>
+                <w:sz w:val="26"/>
+              </w:rPr>
+              <w:t>Câu trả lời của học sinh</w:t>
+              <w:br/>
+              <w:t>+ Trên động cơ RB88 có 6 cảm biến hồng ngoại phân bố trên hai mặt của động cơ.</w:t>
+            </w:r>
+            <w:r>
+              <w:rPr>
+                <w:rFonts w:ascii="Times New Roman" w:hAnsi="Times New Roman" w:cs="Times New Roman" w:eastAsia="Times New Roman"/>
+                <w:b w:val="0"/>
+                <w:i w:val="0"/>
+                <w:sz w:val="26"/>
+              </w:rPr>
+            </w:r>
+          </w:p>
+          <w:p>
+            <w:pPr>
+              <w:spacing w:line="276" w:lineRule="auto" w:after="40"/>
+              <w:jc w:val="left"/>
+            </w:pPr>
+            <w:r>
+              <w:rPr>
+                <w:rFonts w:ascii="Times New Roman" w:hAnsi="Times New Roman" w:cs="Times New Roman" w:eastAsia="Times New Roman"/>
+                <w:b w:val="0"/>
+                <w:i w:val="0"/>
+                <w:sz w:val="26"/>
+              </w:rPr>
             </w:r>
           </w:p>
         </w:tc>
@@ -1672,165 +1780,205 @@
               <w:spacing w:line="276" w:lineRule="auto" w:after="40"/>
               <w:jc w:val="left"/>
             </w:pPr>
-            <w:r/>
-            <w:r>
-              <w:rPr>
-                <w:rFonts w:ascii="Times New Roman" w:hAnsi="Times New Roman" w:cs="Times New Roman" w:eastAsia="Times New Roman"/>
-                <w:b w:val="0"/>
-                <w:i w:val="0"/>
-                <w:sz w:val="26"/>
-              </w:rPr>
-              <w:t>Bước 1: Chuyển giao nhiệm vụ học tập:</w:t>
-            </w:r>
-          </w:p>
-          <w:p>
-            <w:pPr>
-              <w:spacing w:line="276" w:lineRule="auto" w:after="40"/>
-              <w:jc w:val="left"/>
-            </w:pPr>
-            <w:r>
-              <w:rPr>
-                <w:rFonts w:ascii="Times New Roman" w:hAnsi="Times New Roman" w:cs="Times New Roman" w:eastAsia="Times New Roman"/>
-                <w:b w:val="0"/>
-                <w:i w:val="0"/>
-                <w:sz w:val="26"/>
-              </w:rPr>
-              <w:t>- GV giao nhiệm vụ cho từng nhóm lắp ráp mô hình Bài 8. Robot nhận biết vật thể bằng cách nào?.</w:t>
-            </w:r>
-          </w:p>
-          <w:p>
-            <w:pPr>
-              <w:spacing w:line="276" w:lineRule="auto" w:after="40"/>
-              <w:jc w:val="left"/>
-            </w:pPr>
-            <w:r>
-              <w:rPr>
-                <w:rFonts w:ascii="Times New Roman" w:hAnsi="Times New Roman" w:cs="Times New Roman" w:eastAsia="Times New Roman"/>
-                <w:b w:val="0"/>
-                <w:i w:val="0"/>
-                <w:sz w:val="26"/>
-              </w:rPr>
-              <w:t>Bước 2: Học sinh tiếp nhận nhiệm vụ học tập:</w:t>
-            </w:r>
-          </w:p>
-          <w:p>
-            <w:pPr>
-              <w:spacing w:line="276" w:lineRule="auto" w:after="40"/>
-              <w:jc w:val="left"/>
-            </w:pPr>
-            <w:r>
-              <w:rPr>
-                <w:rFonts w:ascii="Times New Roman" w:hAnsi="Times New Roman" w:cs="Times New Roman" w:eastAsia="Times New Roman"/>
-                <w:b w:val="0"/>
-                <w:i w:val="0"/>
-                <w:sz w:val="26"/>
-              </w:rPr>
-              <w:t>- HS phân công nhiệm vụ (xem sơ đồ, lắp khung, chọn chốt).</w:t>
-            </w:r>
-          </w:p>
-          <w:p>
-            <w:pPr>
-              <w:spacing w:line="276" w:lineRule="auto" w:after="40"/>
-              <w:jc w:val="left"/>
-            </w:pPr>
-            <w:r>
-              <w:rPr>
-                <w:rFonts w:ascii="Times New Roman" w:hAnsi="Times New Roman" w:cs="Times New Roman" w:eastAsia="Times New Roman"/>
-                <w:b w:val="0"/>
-                <w:i w:val="0"/>
-                <w:sz w:val="26"/>
-              </w:rPr>
-              <w:t>- HS tiến hành lắp ráp cẩn thận từng chi tiết theo sơ đồ.</w:t>
-            </w:r>
-          </w:p>
-          <w:p>
-            <w:pPr>
-              <w:spacing w:line="276" w:lineRule="auto" w:after="40"/>
-              <w:jc w:val="left"/>
-            </w:pPr>
-            <w:r>
-              <w:rPr>
-                <w:rFonts w:ascii="Times New Roman" w:hAnsi="Times New Roman" w:cs="Times New Roman" w:eastAsia="Times New Roman"/>
-                <w:b w:val="0"/>
-                <w:i w:val="0"/>
-                <w:sz w:val="26"/>
-              </w:rPr>
-              <w:t>Bước 3: Báo cáo kết quả hoạt động:</w:t>
-            </w:r>
-          </w:p>
-          <w:p>
-            <w:pPr>
-              <w:spacing w:line="276" w:lineRule="auto" w:after="40"/>
-              <w:jc w:val="left"/>
-            </w:pPr>
-            <w:r>
-              <w:rPr>
-                <w:rFonts w:ascii="Times New Roman" w:hAnsi="Times New Roman" w:cs="Times New Roman" w:eastAsia="Times New Roman"/>
-                <w:b w:val="0"/>
-                <w:i w:val="0"/>
-                <w:sz w:val="26"/>
-              </w:rPr>
-              <w:t>- GV yêu cầu các nhóm cấp nguồn/nạp code và cho robot vận hành thử.</w:t>
-            </w:r>
-          </w:p>
-          <w:p>
-            <w:pPr>
-              <w:spacing w:line="276" w:lineRule="auto" w:after="40"/>
-              <w:jc w:val="left"/>
-            </w:pPr>
-            <w:r>
-              <w:rPr>
-                <w:rFonts w:ascii="Times New Roman" w:hAnsi="Times New Roman" w:cs="Times New Roman" w:eastAsia="Times New Roman"/>
-                <w:b w:val="0"/>
-                <w:i w:val="0"/>
-                <w:sz w:val="26"/>
-              </w:rPr>
-              <w:t>- HS đặt robot lên bàn thử nghiệm, quan sát hoạt động.</w:t>
-            </w:r>
-          </w:p>
-          <w:p>
-            <w:pPr>
-              <w:spacing w:line="276" w:lineRule="auto" w:after="40"/>
-              <w:jc w:val="left"/>
-            </w:pPr>
-            <w:r>
-              <w:rPr>
-                <w:rFonts w:ascii="Times New Roman" w:hAnsi="Times New Roman" w:cs="Times New Roman" w:eastAsia="Times New Roman"/>
-                <w:b w:val="0"/>
-                <w:i w:val="0"/>
-                <w:sz w:val="26"/>
-              </w:rPr>
-              <w:t>Bước 4: Đánh giá kết quả thực hiện nhiệm vụ:</w:t>
-            </w:r>
-          </w:p>
-          <w:p>
-            <w:pPr>
-              <w:spacing w:line="276" w:lineRule="auto" w:after="40"/>
-              <w:jc w:val="left"/>
-            </w:pPr>
-            <w:r>
-              <w:rPr>
-                <w:rFonts w:ascii="Times New Roman" w:hAnsi="Times New Roman" w:cs="Times New Roman" w:eastAsia="Times New Roman"/>
-                <w:b w:val="0"/>
-                <w:i w:val="0"/>
-                <w:sz w:val="26"/>
-              </w:rPr>
-              <w:t>- GV đánh giá sản phẩm thực hành, chấm điểm tiêu chí kỹ thuật.</w:t>
-            </w:r>
-          </w:p>
-          <w:p>
-            <w:pPr>
-              <w:spacing w:line="276" w:lineRule="auto" w:after="40"/>
-              <w:jc w:val="left"/>
-            </w:pPr>
-            <w:r>
-              <w:rPr>
-                <w:rFonts w:ascii="Times New Roman" w:hAnsi="Times New Roman" w:cs="Times New Roman" w:eastAsia="Times New Roman"/>
-                <w:b w:val="0"/>
-                <w:i w:val="0"/>
-                <w:sz w:val="26"/>
-              </w:rPr>
-              <w:t>- HS tinh chỉnh lại chốt nối nếu robot bị kẹt hoặc di chuyển lệch.</w:t>
+            <w:r>
+              <w:rPr>
+                <w:rFonts w:ascii="Times New Roman" w:hAnsi="Times New Roman"/>
+                <w:sz w:val="26"/>
+              </w:rPr>
+              <w:t>+ GV yêu cầu HS mở hộp, lựa chọn các mảnh ghép và lắp ghép theo hướng dẫn trong sách. Lưu ý cách sử dụng chốt trong suốt.</w:t>
+              <w:br/>
+              <w:t>+ HS tiến hành lắp ráp robot Quái thú ăn thịt.</w:t>
+            </w:r>
+            <w:r>
+              <w:rPr>
+                <w:rFonts w:ascii="Times New Roman" w:hAnsi="Times New Roman" w:cs="Times New Roman" w:eastAsia="Times New Roman"/>
+                <w:b w:val="0"/>
+                <w:i w:val="0"/>
+                <w:sz w:val="26"/>
+              </w:rPr>
+            </w:r>
+          </w:p>
+          <w:p>
+            <w:pPr>
+              <w:spacing w:line="276" w:lineRule="auto" w:after="40"/>
+              <w:jc w:val="left"/>
+            </w:pPr>
+            <w:r>
+              <w:rPr>
+                <w:rFonts w:ascii="Times New Roman" w:hAnsi="Times New Roman" w:cs="Times New Roman" w:eastAsia="Times New Roman"/>
+                <w:b w:val="0"/>
+                <w:i w:val="0"/>
+                <w:sz w:val="26"/>
+              </w:rPr>
+            </w:r>
+          </w:p>
+          <w:p>
+            <w:pPr>
+              <w:spacing w:line="276" w:lineRule="auto" w:after="40"/>
+              <w:jc w:val="left"/>
+            </w:pPr>
+            <w:r>
+              <w:rPr>
+                <w:rFonts w:ascii="Times New Roman" w:hAnsi="Times New Roman" w:cs="Times New Roman" w:eastAsia="Times New Roman"/>
+                <w:b w:val="0"/>
+                <w:i w:val="0"/>
+                <w:sz w:val="26"/>
+              </w:rPr>
+            </w:r>
+          </w:p>
+          <w:p>
+            <w:pPr>
+              <w:spacing w:line="276" w:lineRule="auto" w:after="40"/>
+              <w:jc w:val="left"/>
+            </w:pPr>
+            <w:r>
+              <w:rPr>
+                <w:rFonts w:ascii="Times New Roman" w:hAnsi="Times New Roman" w:cs="Times New Roman" w:eastAsia="Times New Roman"/>
+                <w:b w:val="0"/>
+                <w:i w:val="0"/>
+                <w:sz w:val="26"/>
+              </w:rPr>
+            </w:r>
+          </w:p>
+          <w:p>
+            <w:pPr>
+              <w:spacing w:line="276" w:lineRule="auto" w:after="40"/>
+              <w:jc w:val="left"/>
+            </w:pPr>
+            <w:r>
+              <w:rPr>
+                <w:rFonts w:ascii="Times New Roman" w:hAnsi="Times New Roman" w:cs="Times New Roman" w:eastAsia="Times New Roman"/>
+                <w:b w:val="0"/>
+                <w:i w:val="0"/>
+                <w:sz w:val="26"/>
+              </w:rPr>
+            </w:r>
+          </w:p>
+          <w:p>
+            <w:pPr>
+              <w:spacing w:line="276" w:lineRule="auto" w:after="40"/>
+              <w:jc w:val="left"/>
+            </w:pPr>
+            <w:r>
+              <w:rPr>
+                <w:rFonts w:ascii="Times New Roman" w:hAnsi="Times New Roman" w:cs="Times New Roman" w:eastAsia="Times New Roman"/>
+                <w:b w:val="0"/>
+                <w:i w:val="0"/>
+                <w:sz w:val="26"/>
+              </w:rPr>
+            </w:r>
+          </w:p>
+          <w:p>
+            <w:pPr>
+              <w:spacing w:line="276" w:lineRule="auto" w:after="40"/>
+              <w:jc w:val="left"/>
+            </w:pPr>
+            <w:r>
+              <w:rPr>
+                <w:rFonts w:ascii="Times New Roman" w:hAnsi="Times New Roman" w:cs="Times New Roman" w:eastAsia="Times New Roman"/>
+                <w:b w:val="0"/>
+                <w:i w:val="0"/>
+                <w:sz w:val="26"/>
+              </w:rPr>
+            </w:r>
+          </w:p>
+          <w:p>
+            <w:pPr>
+              <w:spacing w:line="276" w:lineRule="auto" w:after="40"/>
+              <w:jc w:val="left"/>
+            </w:pPr>
+            <w:r>
+              <w:rPr>
+                <w:rFonts w:ascii="Times New Roman" w:hAnsi="Times New Roman" w:cs="Times New Roman" w:eastAsia="Times New Roman"/>
+                <w:b w:val="0"/>
+                <w:i w:val="0"/>
+                <w:sz w:val="26"/>
+              </w:rPr>
+            </w:r>
+          </w:p>
+          <w:p>
+            <w:pPr>
+              <w:spacing w:line="276" w:lineRule="auto" w:after="40"/>
+              <w:jc w:val="left"/>
+            </w:pPr>
+            <w:r>
+              <w:rPr>
+                <w:rFonts w:ascii="Times New Roman" w:hAnsi="Times New Roman" w:cs="Times New Roman" w:eastAsia="Times New Roman"/>
+                <w:b w:val="0"/>
+                <w:i w:val="0"/>
+                <w:sz w:val="26"/>
+              </w:rPr>
+            </w:r>
+          </w:p>
+          <w:p>
+            <w:pPr>
+              <w:spacing w:line="276" w:lineRule="auto" w:after="40"/>
+              <w:jc w:val="left"/>
+            </w:pPr>
+            <w:r>
+              <w:rPr>
+                <w:rFonts w:ascii="Times New Roman" w:hAnsi="Times New Roman" w:cs="Times New Roman" w:eastAsia="Times New Roman"/>
+                <w:b w:val="0"/>
+                <w:i w:val="0"/>
+                <w:sz w:val="26"/>
+              </w:rPr>
+            </w:r>
+          </w:p>
+          <w:p>
+            <w:pPr>
+              <w:spacing w:line="276" w:lineRule="auto" w:after="40"/>
+              <w:jc w:val="left"/>
+            </w:pPr>
+            <w:r>
+              <w:rPr>
+                <w:rFonts w:ascii="Times New Roman" w:hAnsi="Times New Roman" w:cs="Times New Roman" w:eastAsia="Times New Roman"/>
+                <w:b w:val="0"/>
+                <w:i w:val="0"/>
+                <w:sz w:val="26"/>
+              </w:rPr>
+            </w:r>
+          </w:p>
+          <w:p>
+            <w:pPr>
+              <w:jc w:val="center"/>
+            </w:pPr>
+            <w:r>
+              <w:drawing>
+                <wp:inline distT="0" distB="0" distL="0" distR="0" wp14:anchorId="2F3D6887" wp14:editId="7B02CC21">
+                  <wp:extent cx="2632495" cy="2056765"/>
+                  <wp:effectExtent l="0" t="0" r="0" b="635"/>
+                  <wp:docPr id="130" name="picture 130" descr="Sung. Tên ảnh gốc: CLP000016640021.bmp Kích thước của ảnh gốc: rộng 790 pixel x cao 616 pixel"/>
+                  <wp:cNvGraphicFramePr/>
+                  <a:graphic xmlns:a="http://schemas.openxmlformats.org/drawingml/2006/main">
+                    <a:graphicData uri="http://schemas.openxmlformats.org/drawingml/2006/picture">
+                      <pic:pic xmlns:pic="http://schemas.openxmlformats.org/drawingml/2006/picture">
+                        <pic:nvPicPr>
+                          <pic:cNvPr id="0" name="pic"/>
+                          <pic:cNvPicPr/>
+                        </pic:nvPicPr>
+                        <pic:blipFill>
+                          <a:blip r:embed="rId18" cstate="print">
+                            <a:lum/>
+                          </a:blip>
+                          <a:srcRect/>
+                          <a:stretch>
+                            <a:fillRect/>
+                          </a:stretch>
+                        </pic:blipFill>
+                        <pic:spPr>
+                          <a:xfrm>
+                            <a:off x="0" y="0"/>
+                            <a:ext cx="2639342" cy="2062115"/>
+                          </a:xfrm>
+                          <a:prstGeom prst="rect">
+                            <a:avLst/>
+                          </a:prstGeom>
+                        </pic:spPr>
+                      </pic:pic>
+                    </a:graphicData>
+                  </a:graphic>
+                </wp:inline>
+              </w:drawing>
             </w:r>
           </w:p>
         </w:tc>
@@ -1849,30 +1997,34 @@
               <w:spacing w:line="276" w:lineRule="auto" w:after="40"/>
               <w:jc w:val="left"/>
             </w:pPr>
-            <w:r/>
-            <w:r>
-              <w:rPr>
-                <w:rFonts w:ascii="Times New Roman" w:hAnsi="Times New Roman" w:cs="Times New Roman" w:eastAsia="Times New Roman"/>
-                <w:b w:val="0"/>
-                <w:i w:val="0"/>
-                <w:sz w:val="26"/>
-              </w:rPr>
-              <w:t>Mô hình robot Bài 8. Robot nhận biết vật thể bằng cách nào? hoàn thiện.</w:t>
-            </w:r>
-          </w:p>
-          <w:p>
-            <w:pPr>
-              <w:spacing w:line="276" w:lineRule="auto" w:after="40"/>
-              <w:jc w:val="left"/>
-            </w:pPr>
-            <w:r>
-              <w:rPr>
-                <w:rFonts w:ascii="Times New Roman" w:hAnsi="Times New Roman" w:cs="Times New Roman" w:eastAsia="Times New Roman"/>
-                <w:b w:val="0"/>
-                <w:i w:val="0"/>
-                <w:sz w:val="26"/>
-              </w:rPr>
-              <w:t>Robot vận hành chính xác, trơn tru.</w:t>
+            <w:r>
+              <w:rPr>
+                <w:rFonts w:ascii="Times New Roman" w:hAnsi="Times New Roman"/>
+                <w:sz w:val="26"/>
+              </w:rPr>
+              <w:t>Sản phẩm robot của HS.</w:t>
+            </w:r>
+            <w:r>
+              <w:rPr>
+                <w:rFonts w:ascii="Times New Roman" w:hAnsi="Times New Roman" w:cs="Times New Roman" w:eastAsia="Times New Roman"/>
+                <w:b w:val="0"/>
+                <w:i w:val="0"/>
+                <w:sz w:val="26"/>
+              </w:rPr>
+            </w:r>
+          </w:p>
+          <w:p>
+            <w:pPr>
+              <w:spacing w:line="276" w:lineRule="auto" w:after="40"/>
+              <w:jc w:val="left"/>
+            </w:pPr>
+            <w:r>
+              <w:rPr>
+                <w:rFonts w:ascii="Times New Roman" w:hAnsi="Times New Roman" w:cs="Times New Roman" w:eastAsia="Times New Roman"/>
+                <w:b w:val="0"/>
+                <w:i w:val="0"/>
+                <w:sz w:val="26"/>
+              </w:rPr>
             </w:r>
           </w:p>
         </w:tc>
@@ -2080,150 +2232,168 @@
               <w:spacing w:line="276" w:lineRule="auto" w:after="40"/>
               <w:jc w:val="left"/>
             </w:pPr>
-            <w:r/>
-            <w:r>
-              <w:rPr>
-                <w:rFonts w:ascii="Times New Roman" w:hAnsi="Times New Roman" w:cs="Times New Roman" w:eastAsia="Times New Roman"/>
-                <w:b w:val="0"/>
-                <w:i w:val="0"/>
-                <w:sz w:val="26"/>
-              </w:rPr>
-              <w:t>Bước 1: Chuyển giao nhiệm vụ học tập:</w:t>
-            </w:r>
-          </w:p>
-          <w:p>
-            <w:pPr>
-              <w:spacing w:line="276" w:lineRule="auto" w:after="40"/>
-              <w:jc w:val="left"/>
-            </w:pPr>
-            <w:r>
-              <w:rPr>
-                <w:rFonts w:ascii="Times New Roman" w:hAnsi="Times New Roman" w:cs="Times New Roman" w:eastAsia="Times New Roman"/>
-                <w:b w:val="0"/>
-                <w:i w:val="0"/>
-                <w:sz w:val="26"/>
-              </w:rPr>
-              <w:t>- GV đặt câu hỏi: "Em có thể cải tiến cấu trúc nào để Bài 8. Robot nhận biết vật thể bằng cách nào? hoạt động tốt hơn?"</w:t>
-            </w:r>
-          </w:p>
-          <w:p>
-            <w:pPr>
-              <w:spacing w:line="276" w:lineRule="auto" w:after="40"/>
-              <w:jc w:val="left"/>
-            </w:pPr>
-            <w:r>
-              <w:rPr>
-                <w:rFonts w:ascii="Times New Roman" w:hAnsi="Times New Roman" w:cs="Times New Roman" w:eastAsia="Times New Roman"/>
-                <w:b w:val="0"/>
-                <w:i w:val="0"/>
-                <w:sz w:val="26"/>
-              </w:rPr>
-              <w:t>Bước 2: Học sinh tiếp nhận nhiệm vụ học tập:</w:t>
-            </w:r>
-          </w:p>
-          <w:p>
-            <w:pPr>
-              <w:spacing w:line="276" w:lineRule="auto" w:after="40"/>
-              <w:jc w:val="left"/>
-            </w:pPr>
-            <w:r>
-              <w:rPr>
-                <w:rFonts w:ascii="Times New Roman" w:hAnsi="Times New Roman" w:cs="Times New Roman" w:eastAsia="Times New Roman"/>
-                <w:b w:val="0"/>
-                <w:i w:val="0"/>
-                <w:sz w:val="26"/>
-              </w:rPr>
-              <w:t>- HS suy nghĩ ý tưởng sáng tạo mở rộng.</w:t>
-            </w:r>
-          </w:p>
-          <w:p>
-            <w:pPr>
-              <w:spacing w:line="276" w:lineRule="auto" w:after="40"/>
-              <w:jc w:val="left"/>
-            </w:pPr>
-            <w:r>
-              <w:rPr>
-                <w:rFonts w:ascii="Times New Roman" w:hAnsi="Times New Roman" w:cs="Times New Roman" w:eastAsia="Times New Roman"/>
-                <w:b w:val="0"/>
-                <w:i w:val="0"/>
-                <w:sz w:val="26"/>
-              </w:rPr>
-              <w:t>- HS nhẹ nhàng tháo chốt, phân loại linh kiện về đúng ngăn trong hộp Kit.</w:t>
-            </w:r>
-          </w:p>
-          <w:p>
-            <w:pPr>
-              <w:spacing w:line="276" w:lineRule="auto" w:after="40"/>
-              <w:jc w:val="left"/>
-            </w:pPr>
-            <w:r>
-              <w:rPr>
-                <w:rFonts w:ascii="Times New Roman" w:hAnsi="Times New Roman" w:cs="Times New Roman" w:eastAsia="Times New Roman"/>
-                <w:b w:val="0"/>
-                <w:i w:val="0"/>
-                <w:sz w:val="26"/>
-              </w:rPr>
-              <w:t>Bước 3: Báo cáo kết quả hoạt động:</w:t>
-            </w:r>
-          </w:p>
-          <w:p>
-            <w:pPr>
-              <w:spacing w:line="276" w:lineRule="auto" w:after="40"/>
-              <w:jc w:val="left"/>
-            </w:pPr>
-            <w:r>
-              <w:rPr>
-                <w:rFonts w:ascii="Times New Roman" w:hAnsi="Times New Roman" w:cs="Times New Roman" w:eastAsia="Times New Roman"/>
-                <w:b w:val="0"/>
-                <w:i w:val="0"/>
-                <w:sz w:val="26"/>
-              </w:rPr>
-              <w:t>- 1-2 HS trình bày ý tưởng nâng cấp robot trước lớp.</w:t>
-            </w:r>
-          </w:p>
-          <w:p>
-            <w:pPr>
-              <w:spacing w:line="276" w:lineRule="auto" w:after="40"/>
-              <w:jc w:val="left"/>
-            </w:pPr>
-            <w:r>
-              <w:rPr>
-                <w:rFonts w:ascii="Times New Roman" w:hAnsi="Times New Roman" w:cs="Times New Roman" w:eastAsia="Times New Roman"/>
-                <w:b w:val="0"/>
-                <w:i w:val="0"/>
-                <w:sz w:val="26"/>
-              </w:rPr>
-              <w:t>Bước 4: Giáo viên nhắc nhở nhiệm vụ về nhà:</w:t>
-            </w:r>
-          </w:p>
-          <w:p>
-            <w:pPr>
-              <w:spacing w:line="276" w:lineRule="auto" w:after="40"/>
-              <w:jc w:val="left"/>
-            </w:pPr>
-            <w:r>
-              <w:rPr>
-                <w:rFonts w:ascii="Times New Roman" w:hAnsi="Times New Roman" w:cs="Times New Roman" w:eastAsia="Times New Roman"/>
-                <w:b w:val="0"/>
-                <w:i w:val="0"/>
-                <w:sz w:val="26"/>
-              </w:rPr>
-              <w:t>- GV dặn dò nhiệm vụ chuẩn bị cho bài học tiếp theo.</w:t>
-            </w:r>
-          </w:p>
-          <w:p>
-            <w:pPr>
-              <w:spacing w:line="276" w:lineRule="auto" w:after="40"/>
-              <w:jc w:val="left"/>
-            </w:pPr>
-            <w:r>
-              <w:rPr>
-                <w:rFonts w:ascii="Times New Roman" w:hAnsi="Times New Roman" w:cs="Times New Roman" w:eastAsia="Times New Roman"/>
-                <w:b w:val="0"/>
-                <w:i w:val="0"/>
-                <w:sz w:val="26"/>
-              </w:rPr>
-              <w:t>- HS thu dọn bàn học, nộp lại hộp Kit Robotics ngăn nắp.</w:t>
+            <w:r>
+              <w:rPr>
+                <w:rFonts w:ascii="Times New Roman" w:hAnsi="Times New Roman"/>
+                <w:sz w:val="26"/>
+              </w:rPr>
+              <w:t>+ GV hướng dẫn HS lắp ráp sáng tạo thêm cho robot.</w:t>
+              <w:br/>
+              <w:t>+ HS tiến hành lắp ráp, sáng tạo dựa trên những gợi ý của GV và những mảnh ghép còn trong hộp.</w:t>
+              <w:br/>
+              <w:t>5. Tự học (Let’s move)</w:t>
+              <w:br/>
+              <w:t>- Mục tiêu: Vận hành được robot đã lắp.</w:t>
+              <w:br/>
+              <w:t>- Nội dung: HS vận hành robot vừa lắp, chơi với robot.</w:t>
+              <w:br/>
+              <w:t>+ GV tổ chức cho HS chơi với robot sau khi lắp xong.</w:t>
+              <w:br/>
+              <w:t>+ HS tự chơi với robot.</w:t>
+              <w:br/>
+              <w:t>6. Tự kiểm tra (Let’s check)</w:t>
+              <w:br/>
+              <w:t>- Mục tiêu: HS tháo được chốt, sắp xếp ngăn nắp các mảnh ghép vào trong hộp.</w:t>
+              <w:br/>
+              <w:t>- Nội dung: HS tháo chốt, sắp xếp các mảnh ghép.</w:t>
+              <w:br/>
+              <w:t>+ GV cho HS tháo chốt.</w:t>
+              <w:br/>
+              <w:t>+ HS tiến hành tháo robot, sắp xếp ngăn nắp các mảnh ghép vào trong hộp, dọn dẹp bàn ghế quanh vị trí ngồi.</w:t>
+            </w:r>
+            <w:r>
+              <w:rPr>
+                <w:rFonts w:ascii="Times New Roman" w:hAnsi="Times New Roman" w:cs="Times New Roman" w:eastAsia="Times New Roman"/>
+                <w:b w:val="0"/>
+                <w:i w:val="0"/>
+                <w:sz w:val="26"/>
+              </w:rPr>
+            </w:r>
+          </w:p>
+          <w:p>
+            <w:pPr>
+              <w:spacing w:line="276" w:lineRule="auto" w:after="40"/>
+              <w:jc w:val="left"/>
+            </w:pPr>
+            <w:r>
+              <w:rPr>
+                <w:rFonts w:ascii="Times New Roman" w:hAnsi="Times New Roman" w:cs="Times New Roman" w:eastAsia="Times New Roman"/>
+                <w:b w:val="0"/>
+                <w:i w:val="0"/>
+                <w:sz w:val="26"/>
+              </w:rPr>
+            </w:r>
+          </w:p>
+          <w:p>
+            <w:pPr>
+              <w:spacing w:line="276" w:lineRule="auto" w:after="40"/>
+              <w:jc w:val="left"/>
+            </w:pPr>
+            <w:r>
+              <w:rPr>
+                <w:rFonts w:ascii="Times New Roman" w:hAnsi="Times New Roman" w:cs="Times New Roman" w:eastAsia="Times New Roman"/>
+                <w:b w:val="0"/>
+                <w:i w:val="0"/>
+                <w:sz w:val="26"/>
+              </w:rPr>
+            </w:r>
+          </w:p>
+          <w:p>
+            <w:pPr>
+              <w:spacing w:line="276" w:lineRule="auto" w:after="40"/>
+              <w:jc w:val="left"/>
+            </w:pPr>
+            <w:r>
+              <w:rPr>
+                <w:rFonts w:ascii="Times New Roman" w:hAnsi="Times New Roman" w:cs="Times New Roman" w:eastAsia="Times New Roman"/>
+                <w:b w:val="0"/>
+                <w:i w:val="0"/>
+                <w:sz w:val="26"/>
+              </w:rPr>
+            </w:r>
+          </w:p>
+          <w:p>
+            <w:pPr>
+              <w:spacing w:line="276" w:lineRule="auto" w:after="40"/>
+              <w:jc w:val="left"/>
+            </w:pPr>
+            <w:r>
+              <w:rPr>
+                <w:rFonts w:ascii="Times New Roman" w:hAnsi="Times New Roman" w:cs="Times New Roman" w:eastAsia="Times New Roman"/>
+                <w:b w:val="0"/>
+                <w:i w:val="0"/>
+                <w:sz w:val="26"/>
+              </w:rPr>
+            </w:r>
+          </w:p>
+          <w:p>
+            <w:pPr>
+              <w:spacing w:line="276" w:lineRule="auto" w:after="40"/>
+              <w:jc w:val="left"/>
+            </w:pPr>
+            <w:r>
+              <w:rPr>
+                <w:rFonts w:ascii="Times New Roman" w:hAnsi="Times New Roman" w:cs="Times New Roman" w:eastAsia="Times New Roman"/>
+                <w:b w:val="0"/>
+                <w:i w:val="0"/>
+                <w:sz w:val="26"/>
+              </w:rPr>
+            </w:r>
+          </w:p>
+          <w:p>
+            <w:pPr>
+              <w:spacing w:line="276" w:lineRule="auto" w:after="40"/>
+              <w:jc w:val="left"/>
+            </w:pPr>
+            <w:r>
+              <w:rPr>
+                <w:rFonts w:ascii="Times New Roman" w:hAnsi="Times New Roman" w:cs="Times New Roman" w:eastAsia="Times New Roman"/>
+                <w:b w:val="0"/>
+                <w:i w:val="0"/>
+                <w:sz w:val="26"/>
+              </w:rPr>
+            </w:r>
+          </w:p>
+          <w:p>
+            <w:pPr>
+              <w:spacing w:line="276" w:lineRule="auto" w:after="40"/>
+              <w:jc w:val="left"/>
+            </w:pPr>
+            <w:r>
+              <w:rPr>
+                <w:rFonts w:ascii="Times New Roman" w:hAnsi="Times New Roman" w:cs="Times New Roman" w:eastAsia="Times New Roman"/>
+                <w:b w:val="0"/>
+                <w:i w:val="0"/>
+                <w:sz w:val="26"/>
+              </w:rPr>
+            </w:r>
+          </w:p>
+          <w:p>
+            <w:pPr>
+              <w:spacing w:line="276" w:lineRule="auto" w:after="40"/>
+              <w:jc w:val="left"/>
+            </w:pPr>
+            <w:r>
+              <w:rPr>
+                <w:rFonts w:ascii="Times New Roman" w:hAnsi="Times New Roman" w:cs="Times New Roman" w:eastAsia="Times New Roman"/>
+                <w:b w:val="0"/>
+                <w:i w:val="0"/>
+                <w:sz w:val="26"/>
+              </w:rPr>
+            </w:r>
+          </w:p>
+          <w:p>
+            <w:pPr>
+              <w:spacing w:line="276" w:lineRule="auto" w:after="40"/>
+              <w:jc w:val="left"/>
+            </w:pPr>
+            <w:r>
+              <w:rPr>
+                <w:rFonts w:ascii="Times New Roman" w:hAnsi="Times New Roman" w:cs="Times New Roman" w:eastAsia="Times New Roman"/>
+                <w:b w:val="0"/>
+                <w:i w:val="0"/>
+                <w:sz w:val="26"/>
+              </w:rPr>
             </w:r>
           </w:p>
         </w:tc>
@@ -2242,30 +2412,34 @@
               <w:spacing w:line="276" w:lineRule="auto" w:after="40"/>
               <w:jc w:val="left"/>
             </w:pPr>
-            <w:r/>
-            <w:r>
-              <w:rPr>
-                <w:rFonts w:ascii="Times New Roman" w:hAnsi="Times New Roman" w:cs="Times New Roman" w:eastAsia="Times New Roman"/>
-                <w:b w:val="0"/>
-                <w:i w:val="0"/>
-                <w:sz w:val="26"/>
-              </w:rPr>
-              <w:t>HS đề xuất được ý tưởng cải tiến mô hình robot.</w:t>
-            </w:r>
-          </w:p>
-          <w:p>
-            <w:pPr>
-              <w:spacing w:line="276" w:lineRule="auto" w:after="40"/>
-              <w:jc w:val="left"/>
-            </w:pPr>
-            <w:r>
-              <w:rPr>
-                <w:rFonts w:ascii="Times New Roman" w:hAnsi="Times New Roman" w:cs="Times New Roman" w:eastAsia="Times New Roman"/>
-                <w:b w:val="0"/>
-                <w:i w:val="0"/>
-                <w:sz w:val="26"/>
-              </w:rPr>
-              <w:t>Bộ Kit Robotics được phân loại và bảo quản tốt.</w:t>
+            <w:r>
+              <w:rPr>
+                <w:rFonts w:ascii="Times New Roman" w:hAnsi="Times New Roman"/>
+                <w:sz w:val="26"/>
+              </w:rPr>
+              <w:t>Sản phẩm robot sáng tạo của HS.</w:t>
+            </w:r>
+            <w:r>
+              <w:rPr>
+                <w:rFonts w:ascii="Times New Roman" w:hAnsi="Times New Roman" w:cs="Times New Roman" w:eastAsia="Times New Roman"/>
+                <w:b w:val="0"/>
+                <w:i w:val="0"/>
+                <w:sz w:val="26"/>
+              </w:rPr>
+            </w:r>
+          </w:p>
+          <w:p>
+            <w:pPr>
+              <w:spacing w:line="276" w:lineRule="auto" w:after="40"/>
+              <w:jc w:val="left"/>
+            </w:pPr>
+            <w:r>
+              <w:rPr>
+                <w:rFonts w:ascii="Times New Roman" w:hAnsi="Times New Roman" w:cs="Times New Roman" w:eastAsia="Times New Roman"/>
+                <w:b w:val="0"/>
+                <w:i w:val="0"/>
+                <w:sz w:val="26"/>
+              </w:rPr>
             </w:r>
           </w:p>
         </w:tc>
